--- a/Jax_Johnson_Resume_May2026.docx
+++ b/Jax_Johnson_Resume_May2026.docx
@@ -60,7 +60,7 @@
           <w:sz w:val="20"/>
           <w:szCs w:val="20"/>
         </w:rPr>
-        <w:t xml:space="preserve">Sports sales student with experience in full-cycle ticket sales, CRM-driven prospecting, and in-arena fan engagement at the collegiate and professional levels. Proven ability to exceed outbound activity goals, overcome objections, and build lasting client relationships in fast-paced environments. Passionate about growing as a sales leader in the NBA with a coachable, team-first approach.</w:t>
+        <w:t xml:space="preserve">Sports sales and social media marketing student at Baylor University with hands-on experience in enterprise web development, CRM-driven outreach, and data-informed content strategy. Proven ability to deliver measurable results: 1st place overall in a competitive SAP sponsorship challenge, 14M+ TikTok views in 120 days, and 267 GitHub commits on a full-stack business website. Skilled in building athlete and brand partnerships through creative, analytics-backed campaigns.</w:t>
       </w:r>
     </w:p>
     <w:p>
@@ -147,7 +147,7 @@
           <w:sz w:val="20"/>
           <w:szCs w:val="20"/>
         </w:rPr>
-        <w:t xml:space="preserve">Double Major: MIS and Sales Strategy in Sports and Entertainment Marketing</w:t>
+        <w:t xml:space="preserve">Double Major: Management Information Systems and Sales Strategy in Sports and Entertainment Marketing</w:t>
       </w:r>
     </w:p>
     <w:p>
@@ -219,7 +219,7 @@
           <w:sz w:val="20"/>
           <w:szCs w:val="20"/>
         </w:rPr>
-        <w:t xml:space="preserve">Ticket Sales, San Antonio Spurs Sales Project</w:t>
+        <w:t xml:space="preserve">Social Media Intern</w:t>
       </w:r>
       <w:r>
         <w:rPr>
@@ -247,7 +247,7 @@
           <w:sz w:val="20"/>
           <w:szCs w:val="20"/>
         </w:rPr>
-        <w:t xml:space="preserve">Baylor S3E Sports Sales Program</w:t>
+        <w:t xml:space="preserve">Baylor University &amp; ESPN Central Texas</w:t>
       </w:r>
       <w:r>
         <w:rPr>
@@ -275,43 +275,61 @@
           <w:sz w:val="20"/>
           <w:szCs w:val="20"/>
         </w:rPr>
-        <w:t xml:space="preserve">Executed high-volume outbound calls prospecting season ticket memberships and group packages for the 'Spurs in Austin' game</w:t>
-      </w:r>
-    </w:p>
-    <w:p>
-      <w:pPr>
-        <w:pStyle w:val="ListParagraph"/>
-        <w:numPr>
-          <w:ilvl w:val="0"/>
-          <w:numId w:val="2"/>
-        </w:numPr>
-        <w:spacing w:after="28" w:before="0"/>
-      </w:pPr>
-      <w:r>
-        <w:rPr>
-          <w:rFonts w:ascii="Arial" w:cs="Arial" w:eastAsia="Arial" w:hAnsi="Arial"/>
-          <w:sz w:val="20"/>
-          <w:szCs w:val="20"/>
-        </w:rPr>
-        <w:t xml:space="preserve">Managed a full-cycle CRM pipeline tracking 100+ leads, scheduling seat visits, and nurturing client relationships toward close</w:t>
-      </w:r>
-    </w:p>
-    <w:p>
-      <w:pPr>
-        <w:pStyle w:val="ListParagraph"/>
-        <w:numPr>
-          <w:ilvl w:val="0"/>
-          <w:numId w:val="2"/>
-        </w:numPr>
-        <w:spacing w:after="28" w:before="0"/>
-      </w:pPr>
-      <w:r>
-        <w:rPr>
-          <w:rFonts w:ascii="Arial" w:cs="Arial" w:eastAsia="Arial" w:hAnsi="Arial"/>
-          <w:sz w:val="20"/>
-          <w:szCs w:val="20"/>
-        </w:rPr>
-        <w:t xml:space="preserve">Exceeded weekly activity goals by overcoming objections and delivering tailored membership pitches across a 5-week campaign</w:t>
+        <w:t xml:space="preserve">Produced original behind-the-scenes content for 'All-University Sing,' conducting on-camera interviews for student engagement</w:t>
+      </w:r>
+    </w:p>
+    <w:p>
+      <w:pPr>
+        <w:pStyle w:val="ListParagraph"/>
+        <w:numPr>
+          <w:ilvl w:val="0"/>
+          <w:numId w:val="2"/>
+        </w:numPr>
+        <w:spacing w:after="28" w:before="0"/>
+      </w:pPr>
+      <w:r>
+        <w:rPr>
+          <w:rFonts w:ascii="Arial" w:cs="Arial" w:eastAsia="Arial" w:hAnsi="Arial"/>
+          <w:sz w:val="20"/>
+          <w:szCs w:val="20"/>
+        </w:rPr>
+        <w:t xml:space="preserve">Managed event-specific social strategy, leveraging platform trends and creative techniques aligned with university brand policies</w:t>
+      </w:r>
+    </w:p>
+    <w:p>
+      <w:pPr>
+        <w:pStyle w:val="ListParagraph"/>
+        <w:numPr>
+          <w:ilvl w:val="0"/>
+          <w:numId w:val="2"/>
+        </w:numPr>
+        <w:spacing w:after="28" w:before="0"/>
+      </w:pPr>
+      <w:r>
+        <w:rPr>
+          <w:rFonts w:ascii="Arial" w:cs="Arial" w:eastAsia="Arial" w:hAnsi="Arial"/>
+          <w:sz w:val="20"/>
+          <w:szCs w:val="20"/>
+        </w:rPr>
+        <w:t xml:space="preserve">Attended in-studio and live on-air sessions creating content that reflects the brand identity of ESPN and GBE Sports</w:t>
+      </w:r>
+    </w:p>
+    <w:p>
+      <w:pPr>
+        <w:pStyle w:val="ListParagraph"/>
+        <w:numPr>
+          <w:ilvl w:val="0"/>
+          <w:numId w:val="2"/>
+        </w:numPr>
+        <w:spacing w:after="28" w:before="0"/>
+      </w:pPr>
+      <w:r>
+        <w:rPr>
+          <w:rFonts w:ascii="Arial" w:cs="Arial" w:eastAsia="Arial" w:hAnsi="Arial"/>
+          <w:sz w:val="20"/>
+          <w:szCs w:val="20"/>
+        </w:rPr>
+        <w:t xml:space="preserve">Acquired media passes for games at Baylor, Texas A&amp;M University, and local high schools to gather field content</w:t>
       </w:r>
     </w:p>
     <w:p>
@@ -329,7 +347,7 @@
           <w:sz w:val="20"/>
           <w:szCs w:val="20"/>
         </w:rPr>
-        <w:t xml:space="preserve">Social Media Intern</w:t>
+        <w:t xml:space="preserve">Ticket Sales, San Antonio Spurs Sales Project</w:t>
       </w:r>
       <w:r>
         <w:rPr>
@@ -357,7 +375,7 @@
           <w:sz w:val="20"/>
           <w:szCs w:val="20"/>
         </w:rPr>
-        <w:t xml:space="preserve">Baylor University &amp; ESPN Central Texas</w:t>
+        <w:t xml:space="preserve">Baylor S3E Sports Sales Program</w:t>
       </w:r>
       <w:r>
         <w:rPr>
@@ -385,61 +403,43 @@
           <w:sz w:val="20"/>
           <w:szCs w:val="20"/>
         </w:rPr>
-        <w:t xml:space="preserve">Engaged fans on-site at Baylor, Texas A&amp;M, and local HS games, acquiring media passes and providing in-arena coverage</w:t>
-      </w:r>
-    </w:p>
-    <w:p>
-      <w:pPr>
-        <w:pStyle w:val="ListParagraph"/>
-        <w:numPr>
-          <w:ilvl w:val="0"/>
-          <w:numId w:val="2"/>
-        </w:numPr>
-        <w:spacing w:after="28" w:before="0"/>
-      </w:pPr>
-      <w:r>
-        <w:rPr>
-          <w:rFonts w:ascii="Arial" w:cs="Arial" w:eastAsia="Arial" w:hAnsi="Arial"/>
-          <w:sz w:val="20"/>
-          <w:szCs w:val="20"/>
-        </w:rPr>
-        <w:t xml:space="preserve">Delivered customer-facing content in live, fast-paced settings representing the ESPN and GBE Sports brands at events</w:t>
-      </w:r>
-    </w:p>
-    <w:p>
-      <w:pPr>
-        <w:pStyle w:val="ListParagraph"/>
-        <w:numPr>
-          <w:ilvl w:val="0"/>
-          <w:numId w:val="2"/>
-        </w:numPr>
-        <w:spacing w:after="28" w:before="0"/>
-      </w:pPr>
-      <w:r>
-        <w:rPr>
-          <w:rFonts w:ascii="Arial" w:cs="Arial" w:eastAsia="Arial" w:hAnsi="Arial"/>
-          <w:sz w:val="20"/>
-          <w:szCs w:val="20"/>
-        </w:rPr>
-        <w:t xml:space="preserve">Managed event-specific social strategy and attended in-studio sessions, building experience across multiple sports properties</w:t>
-      </w:r>
-    </w:p>
-    <w:p>
-      <w:pPr>
-        <w:pStyle w:val="ListParagraph"/>
-        <w:numPr>
-          <w:ilvl w:val="0"/>
-          <w:numId w:val="2"/>
-        </w:numPr>
-        <w:spacing w:after="28" w:before="0"/>
-      </w:pPr>
-      <w:r>
-        <w:rPr>
-          <w:rFonts w:ascii="Arial" w:cs="Arial" w:eastAsia="Arial" w:hAnsi="Arial"/>
-          <w:sz w:val="20"/>
-          <w:szCs w:val="20"/>
-        </w:rPr>
-        <w:t xml:space="preserve">Produced behind-the-scenes content and conducted on-camera interviews, demonstrating verbal communication and adaptability</w:t>
+        <w:t xml:space="preserve">Executed high-volume outbound calls prospecting season ticket memberships and group packages for the 'Spurs in Austin' game</w:t>
+      </w:r>
+    </w:p>
+    <w:p>
+      <w:pPr>
+        <w:pStyle w:val="ListParagraph"/>
+        <w:numPr>
+          <w:ilvl w:val="0"/>
+          <w:numId w:val="2"/>
+        </w:numPr>
+        <w:spacing w:after="28" w:before="0"/>
+      </w:pPr>
+      <w:r>
+        <w:rPr>
+          <w:rFonts w:ascii="Arial" w:cs="Arial" w:eastAsia="Arial" w:hAnsi="Arial"/>
+          <w:sz w:val="20"/>
+          <w:szCs w:val="20"/>
+        </w:rPr>
+        <w:t xml:space="preserve">Managed a full-cycle CRM pipeline tracking 100+ leads, scheduling seat visits, and nurturing client relationships toward close</w:t>
+      </w:r>
+    </w:p>
+    <w:p>
+      <w:pPr>
+        <w:pStyle w:val="ListParagraph"/>
+        <w:numPr>
+          <w:ilvl w:val="0"/>
+          <w:numId w:val="2"/>
+        </w:numPr>
+        <w:spacing w:after="28" w:before="0"/>
+      </w:pPr>
+      <w:r>
+        <w:rPr>
+          <w:rFonts w:ascii="Arial" w:cs="Arial" w:eastAsia="Arial" w:hAnsi="Arial"/>
+          <w:sz w:val="20"/>
+          <w:szCs w:val="20"/>
+        </w:rPr>
+        <w:t xml:space="preserve">Exceeded weekly activity goals by overcoming objections and delivering tailored membership pitches across a 5-week campaign</w:t>
       </w:r>
     </w:p>
     <w:p>
@@ -531,25 +531,25 @@
           <w:sz w:val="20"/>
           <w:szCs w:val="20"/>
         </w:rPr>
-        <w:t xml:space="preserve">Applied descriptive analytics to optimize engagement and scheduling, mirroring the metrics-driven mindset for ticket sales</w:t>
-      </w:r>
-    </w:p>
-    <w:p>
-      <w:pPr>
-        <w:pStyle w:val="ListParagraph"/>
-        <w:numPr>
-          <w:ilvl w:val="0"/>
-          <w:numId w:val="2"/>
-        </w:numPr>
-        <w:spacing w:after="28" w:before="0"/>
-      </w:pPr>
-      <w:r>
-        <w:rPr>
-          <w:rFonts w:ascii="Arial" w:cs="Arial" w:eastAsia="Arial" w:hAnsi="Arial"/>
-          <w:sz w:val="20"/>
-          <w:szCs w:val="20"/>
-        </w:rPr>
-        <w:t xml:space="preserve">Collaborated on cross-promotional campaigns to improve lead generation and drive revenue across multiple brand partnerships</w:t>
+        <w:t xml:space="preserve">Collaborated on cross-promotional campaigns to increase revenue, improve lead generation, and deliver measurable growth</w:t>
+      </w:r>
+    </w:p>
+    <w:p>
+      <w:pPr>
+        <w:pStyle w:val="ListParagraph"/>
+        <w:numPr>
+          <w:ilvl w:val="0"/>
+          <w:numId w:val="2"/>
+        </w:numPr>
+        <w:spacing w:after="28" w:before="0"/>
+      </w:pPr>
+      <w:r>
+        <w:rPr>
+          <w:rFonts w:ascii="Arial" w:cs="Arial" w:eastAsia="Arial" w:hAnsi="Arial"/>
+          <w:sz w:val="20"/>
+          <w:szCs w:val="20"/>
+        </w:rPr>
+        <w:t xml:space="preserve">Utilized descriptive statistics to analyze data, increase audience engagement, and optimize content scheduling</w:t>
       </w:r>
     </w:p>
     <w:p>
@@ -567,7 +567,7 @@
           <w:sz w:val="20"/>
           <w:szCs w:val="20"/>
         </w:rPr>
-        <w:t xml:space="preserve">Camp Counselor, Work Crew, Senior &amp; Leadership Counselor</w:t>
+        <w:t xml:space="preserve">Day Camp Counselor, Work Crew, Senior Counselor, Leadership Counselor</w:t>
       </w:r>
       <w:r>
         <w:rPr>
@@ -623,25 +623,61 @@
           <w:sz w:val="20"/>
           <w:szCs w:val="20"/>
         </w:rPr>
-        <w:t xml:space="preserve">Selected 4x for competitive leadership roles; built coachability, team-first attitude, and composure through 500+ service hours</w:t>
-      </w:r>
-    </w:p>
-    <w:p>
-      <w:pPr>
-        <w:pStyle w:val="ListParagraph"/>
-        <w:numPr>
-          <w:ilvl w:val="0"/>
-          <w:numId w:val="2"/>
-        </w:numPr>
-        <w:spacing w:after="28" w:before="0"/>
-      </w:pPr>
-      <w:r>
-        <w:rPr>
-          <w:rFonts w:ascii="Arial" w:cs="Arial" w:eastAsia="Arial" w:hAnsi="Arial"/>
-          <w:sz w:val="20"/>
-          <w:szCs w:val="20"/>
-        </w:rPr>
-        <w:t xml:space="preserve">Led small groups and facilitated activities for 200+ participants, demonstrating communication skills and flexibility under pressure</w:t>
+        <w:t xml:space="preserve">Selected as 1 of 2 high schoolers on the Day Camp team; assisted activities for 200+ campers across 9-hour days</w:t>
+      </w:r>
+    </w:p>
+    <w:p>
+      <w:pPr>
+        <w:pStyle w:val="ListParagraph"/>
+        <w:numPr>
+          <w:ilvl w:val="0"/>
+          <w:numId w:val="2"/>
+        </w:numPr>
+        <w:spacing w:after="28" w:before="0"/>
+      </w:pPr>
+      <w:r>
+        <w:rPr>
+          <w:rFonts w:ascii="Arial" w:cs="Arial" w:eastAsia="Arial" w:hAnsi="Arial"/>
+          <w:sz w:val="20"/>
+          <w:szCs w:val="20"/>
+        </w:rPr>
+        <w:t xml:space="preserve">Selected as 1 of 5 for Work Crew; managed logistics, setup, and accumulated 500+ service hours</w:t>
+      </w:r>
+    </w:p>
+    <w:p>
+      <w:pPr>
+        <w:pStyle w:val="ListParagraph"/>
+        <w:numPr>
+          <w:ilvl w:val="0"/>
+          <w:numId w:val="2"/>
+        </w:numPr>
+        <w:spacing w:after="28" w:before="0"/>
+      </w:pPr>
+      <w:r>
+        <w:rPr>
+          <w:rFonts w:ascii="Arial" w:cs="Arial" w:eastAsia="Arial" w:hAnsi="Arial"/>
+          <w:sz w:val="20"/>
+          <w:szCs w:val="20"/>
+        </w:rPr>
+        <w:t xml:space="preserve">Selected as 1 of 5 freshmen for Senior Counselor; led small groups and guided peer activities</w:t>
+      </w:r>
+    </w:p>
+    <w:p>
+      <w:pPr>
+        <w:pStyle w:val="ListParagraph"/>
+        <w:numPr>
+          <w:ilvl w:val="0"/>
+          <w:numId w:val="2"/>
+        </w:numPr>
+        <w:spacing w:after="28" w:before="0"/>
+      </w:pPr>
+      <w:r>
+        <w:rPr>
+          <w:rFonts w:ascii="Arial" w:cs="Arial" w:eastAsia="Arial" w:hAnsi="Arial"/>
+          <w:sz w:val="20"/>
+          <w:szCs w:val="20"/>
+        </w:rPr>
+        <w:t xml:space="preserve">Selected as 1 of 5 sophomores for Leadership track; facilitated personal growth, supported staff, and fostered discipleship</w:t>
       </w:r>
     </w:p>
     <w:p>
@@ -733,43 +769,61 @@
           <w:sz w:val="20"/>
           <w:szCs w:val="20"/>
         </w:rPr>
-        <w:t xml:space="preserve">Earned 1st place overall; strategy judged by executives from SAP, Playfly Sports, and SBRnet across both class sections</w:t>
-      </w:r>
-    </w:p>
-    <w:p>
-      <w:pPr>
-        <w:pStyle w:val="ListParagraph"/>
-        <w:numPr>
-          <w:ilvl w:val="0"/>
-          <w:numId w:val="2"/>
-        </w:numPr>
-        <w:spacing w:after="28" w:before="0"/>
-      </w:pPr>
-      <w:r>
-        <w:rPr>
-          <w:rFonts w:ascii="Arial" w:cs="Arial" w:eastAsia="Arial" w:hAnsi="Arial"/>
-          <w:sz w:val="20"/>
-          <w:szCs w:val="20"/>
-        </w:rPr>
-        <w:t xml:space="preserve">Led technical build of an enterprise website from scratch, logging 267 GitHub commits and 80+ hours as lead of a 5-person team</w:t>
-      </w:r>
-    </w:p>
-    <w:p>
-      <w:pPr>
-        <w:pStyle w:val="ListParagraph"/>
-        <w:numPr>
-          <w:ilvl w:val="0"/>
-          <w:numId w:val="2"/>
-        </w:numPr>
-        <w:spacing w:after="28" w:before="0"/>
-      </w:pPr>
-      <w:r>
-        <w:rPr>
-          <w:rFonts w:ascii="Arial" w:cs="Arial" w:eastAsia="Arial" w:hAnsi="Arial"/>
-          <w:sz w:val="20"/>
-          <w:szCs w:val="20"/>
-        </w:rPr>
-        <w:t xml:space="preserve">Developed a revenue-focused sponsorship plan applicable to professional sports sales and partnership environments</w:t>
+        <w:t xml:space="preserve">Built an enterprise-grade website from scratch in lieu of a traditional presentation, logging 267 GitHub commits and 80+ personal hours</w:t>
+      </w:r>
+    </w:p>
+    <w:p>
+      <w:pPr>
+        <w:pStyle w:val="ListParagraph"/>
+        <w:numPr>
+          <w:ilvl w:val="0"/>
+          <w:numId w:val="2"/>
+        </w:numPr>
+        <w:spacing w:after="28" w:before="0"/>
+      </w:pPr>
+      <w:r>
+        <w:rPr>
+          <w:rFonts w:ascii="Arial" w:cs="Arial" w:eastAsia="Arial" w:hAnsi="Arial"/>
+          <w:sz w:val="20"/>
+          <w:szCs w:val="20"/>
+        </w:rPr>
+        <w:t xml:space="preserve">Earned 1st place overall across both class sections, judged by executives from SAP, Playfly Sports, and SBRnet</w:t>
+      </w:r>
+    </w:p>
+    <w:p>
+      <w:pPr>
+        <w:pStyle w:val="ListParagraph"/>
+        <w:numPr>
+          <w:ilvl w:val="0"/>
+          <w:numId w:val="2"/>
+        </w:numPr>
+        <w:spacing w:after="28" w:before="0"/>
+      </w:pPr>
+      <w:r>
+        <w:rPr>
+          <w:rFonts w:ascii="Arial" w:cs="Arial" w:eastAsia="Arial" w:hAnsi="Arial"/>
+          <w:sz w:val="20"/>
+          <w:szCs w:val="20"/>
+        </w:rPr>
+        <w:t xml:space="preserve">Partnered with 4 teammates (Rylee White, Makenna Morrow, Jacob Moore, Maddie Halfmann) to develop a comprehensive SAP sponsorship strategy</w:t>
+      </w:r>
+    </w:p>
+    <w:p>
+      <w:pPr>
+        <w:pStyle w:val="ListParagraph"/>
+        <w:numPr>
+          <w:ilvl w:val="0"/>
+          <w:numId w:val="2"/>
+        </w:numPr>
+        <w:spacing w:after="28" w:before="0"/>
+      </w:pPr>
+      <w:r>
+        <w:rPr>
+          <w:rFonts w:ascii="Arial" w:cs="Arial" w:eastAsia="Arial" w:hAnsi="Arial"/>
+          <w:sz w:val="20"/>
+          <w:szCs w:val="20"/>
+        </w:rPr>
+        <w:t xml:space="preserve">Live site: jax-portfolio.onrender.com  |  github.com/JaxJ12/Portfolio</w:t>
       </w:r>
     </w:p>
     <w:p>
@@ -861,25 +915,25 @@
           <w:sz w:val="20"/>
           <w:szCs w:val="20"/>
         </w:rPr>
-        <w:t xml:space="preserve">Prospected 65 Texas HS DECA programs and 180+ MBA/BBA students using outbound strategies mirroring ticket sales calls</w:t>
-      </w:r>
-    </w:p>
-    <w:p>
-      <w:pPr>
-        <w:pStyle w:val="ListParagraph"/>
-        <w:numPr>
-          <w:ilvl w:val="0"/>
-          <w:numId w:val="2"/>
-        </w:numPr>
-        <w:spacing w:after="28" w:before="0"/>
-      </w:pPr>
-      <w:r>
-        <w:rPr>
-          <w:rFonts w:ascii="Arial" w:cs="Arial" w:eastAsia="Arial" w:hAnsi="Arial"/>
-          <w:sz w:val="20"/>
-          <w:szCs w:val="20"/>
-        </w:rPr>
-        <w:t xml:space="preserve">Designed promotional events to recruit members and drive participation in Baylor S3E competitions</w:t>
+        <w:t xml:space="preserve">Prospected 65 Texas high school DECA programs and contacted 180+ MBA and BBA students to participate in Baylor competitions</w:t>
+      </w:r>
+    </w:p>
+    <w:p>
+      <w:pPr>
+        <w:pStyle w:val="ListParagraph"/>
+        <w:numPr>
+          <w:ilvl w:val="0"/>
+          <w:numId w:val="2"/>
+        </w:numPr>
+        <w:spacing w:after="28" w:before="0"/>
+      </w:pPr>
+      <w:r>
+        <w:rPr>
+          <w:rFonts w:ascii="Arial" w:cs="Arial" w:eastAsia="Arial" w:hAnsi="Arial"/>
+          <w:sz w:val="20"/>
+          <w:szCs w:val="20"/>
+        </w:rPr>
+        <w:t xml:space="preserve">Attended and designed promotional events for the S3E organization, recruiting and informing students on club opportunities</w:t>
       </w:r>
     </w:p>
     <w:p>
@@ -953,7 +1007,25 @@
           <w:sz w:val="20"/>
           <w:szCs w:val="20"/>
         </w:rPr>
-        <w:t xml:space="preserve">Facilitated weekly sessions for 20-30 students and led retreats for 100+, demonstrating commitment to team culture and service</w:t>
+        <w:t xml:space="preserve">Facilitated weekly discussion for 20-30 high school juniors, contributing to biblical conversations on Sunday mornings</w:t>
+      </w:r>
+    </w:p>
+    <w:p>
+      <w:pPr>
+        <w:pStyle w:val="ListParagraph"/>
+        <w:numPr>
+          <w:ilvl w:val="0"/>
+          <w:numId w:val="2"/>
+        </w:numPr>
+        <w:spacing w:after="28" w:before="0"/>
+      </w:pPr>
+      <w:r>
+        <w:rPr>
+          <w:rFonts w:ascii="Arial" w:cs="Arial" w:eastAsia="Arial" w:hAnsi="Arial"/>
+          <w:sz w:val="20"/>
+          <w:szCs w:val="20"/>
+        </w:rPr>
+        <w:t xml:space="preserve">Attended weekend retreats, aiding spiritual growth for 100+ high schoolers through scripture-centered programming</w:t>
       </w:r>
     </w:p>
     <w:p>
@@ -994,7 +1066,7 @@
           <w:sz w:val="20"/>
           <w:szCs w:val="20"/>
         </w:rPr>
-        <w:t xml:space="preserve">CRM (Salesforce 25K+, HubSpot), Ticket Sales (Spurs, Hawks), HubSpot SM Marketing Cert, MOS Certified, Python / SQL / SPSS, Web Dev</w:t>
+        <w:t xml:space="preserve">HubSpot Social Media Marketing Certification, MOS Certified, Python / SQL / SPSS (entry-level), Salesforce (25K+), Web Development (HTML, CSS, JavaScript, GitHub)</w:t>
       </w:r>
     </w:p>
     <w:p>
@@ -1040,7 +1112,7 @@
           <w:sz w:val="20"/>
           <w:szCs w:val="20"/>
         </w:rPr>
-        <w:t xml:space="preserve">SAP Sponsorship Challenge (1st Place Overall), Atlanta Hawks Outbound Sales Project, NCSSC Showcase (Top 25), UGC for Creed Bible App</w:t>
+        <w:t xml:space="preserve">SAP Sponsorship Challenge (1st Place Overall), Atlanta Hawks Call Project, NCSSC Showcase (Top 25), UGC Content for Creed Bible App, Brand Content Creator</w:t>
       </w:r>
     </w:p>
     <w:sectPr>
